--- a/app/Libraries/Surat/surat_pkl_binus.docx
+++ b/app/Libraries/Surat/surat_pkl_binus.docx
@@ -1240,6 +1240,18 @@
     <w:p>
       <w:pPr>
         <w:pStyle w:val="NoSpacing"/>
+        <w:jc w:val="both"/>
+        <w:rPr>
+          <w:rFonts w:ascii="Times New Roman" w:hAnsi="Times New Roman" w:cs="Times New Roman"/>
+          <w:sz w:val="24"/>
+          <w:szCs w:val="24"/>
+          <w:lang w:val="id-ID" w:eastAsia="ja-JP"/>
+        </w:rPr>
+      </w:pPr>
+    </w:p>
+    <w:p>
+      <w:pPr>
+        <w:pStyle w:val="NoSpacing"/>
         <w:tabs>
           <w:tab w:val="left" w:pos="5760"/>
         </w:tabs>
@@ -1305,19 +1317,23 @@
     <w:p>
       <w:pPr>
         <w:pStyle w:val="NoSpacing"/>
-        <w:jc w:val="both"/>
-        <w:rPr>
-          <w:rFonts w:ascii="Times New Roman" w:hAnsi="Times New Roman" w:cs="Times New Roman"/>
-          <w:sz w:val="24"/>
-          <w:szCs w:val="24"/>
-          <w:lang w:val="id-ID" w:eastAsia="ja-JP"/>
-        </w:rPr>
-      </w:pPr>
-      <w:r>
-        <w:rPr>
-          <w:rFonts w:ascii="Times New Roman" w:hAnsi="Times New Roman" w:cs="Times New Roman"/>
-          <w:sz w:val="24"/>
-          <w:szCs w:val="24"/>
+        <w:keepNext/>
+        <w:spacing w:before="360" w:after="0"/>
+        <w:jc w:val="left"/>
+        <w:rPr>
+          <w:rFonts w:ascii="Times New Roman" w:hAnsi="Times New Roman" w:cs="Times New Roman"/>
+          <w:sz w:val="22"/>
+          <w:szCs w:val="22"/>
+          <w:lang w:val="id-ID" w:eastAsia="ja-JP"/>
+        </w:rPr>
+      </w:pPr>
+      <w:r>
+        <w:rPr>
+          <w:rFonts w:ascii="Times New Roman" w:hAnsi="Times New Roman" w:cs="Times New Roman"/>
+          <w:b/>
+          <w:bCs/>
+          <w:sz w:val="22"/>
+          <w:szCs w:val="22"/>
           <w:lang w:val="id-ID" w:eastAsia="ja-JP"/>
         </w:rPr>
         <w:t>NB :</w:t>
@@ -1326,35 +1342,25 @@
     <w:p>
       <w:pPr>
         <w:pStyle w:val="NoSpacing"/>
-        <w:jc w:val="both"/>
-        <w:rPr>
-          <w:rFonts w:ascii="Times New Roman" w:hAnsi="Times New Roman" w:cs="Times New Roman"/>
-          <w:sz w:val="24"/>
-          <w:szCs w:val="24"/>
-          <w:lang w:val="id-ID" w:eastAsia="ja-JP"/>
-        </w:rPr>
-      </w:pPr>
-      <w:r>
-        <w:rPr>
-          <w:rFonts w:ascii="Times New Roman" w:hAnsi="Times New Roman" w:cs="Times New Roman"/>
-          <w:sz w:val="24"/>
-          <w:szCs w:val="24"/>
+        <w:keepNext/>
+        <w:spacing w:before="0" w:after="80"/>
+        <w:jc w:val="left"/>
+        <w:rPr>
+          <w:rFonts w:ascii="Times New Roman" w:hAnsi="Times New Roman" w:cs="Times New Roman"/>
+          <w:sz w:val="22"/>
+          <w:szCs w:val="22"/>
+          <w:lang w:val="id-ID" w:eastAsia="ja-JP"/>
+        </w:rPr>
+      </w:pPr>
+      <w:r>
+        <w:rPr>
+          <w:rFonts w:ascii="Times New Roman" w:hAnsi="Times New Roman" w:cs="Times New Roman"/>
+          <w:sz w:val="22"/>
+          <w:szCs w:val="22"/>
           <w:lang w:val="id-ID" w:eastAsia="ja-JP"/>
         </w:rPr>
         <w:t>Jika ada hal penting harap menghubungi :</w:t>
       </w:r>
-    </w:p>
-    <w:p>
-      <w:pPr>
-        <w:pStyle w:val="NoSpacing"/>
-        <w:jc w:val="both"/>
-        <w:rPr>
-          <w:rFonts w:ascii="Times New Roman" w:hAnsi="Times New Roman" w:cs="Times New Roman"/>
-          <w:sz w:val="24"/>
-          <w:szCs w:val="24"/>
-          <w:lang w:val="sv-SE" w:eastAsia="ja-JP"/>
-        </w:rPr>
-      </w:pPr>
     </w:p>
     <w:p>
       <w:pPr>
@@ -1363,19 +1369,19 @@
           <w:tab w:val="left" w:pos="426"/>
         </w:tabs>
         <w:ind w:left="426" w:hanging="426"/>
-        <w:jc w:val="both"/>
-        <w:rPr>
-          <w:rFonts w:ascii="Times New Roman" w:hAnsi="Times New Roman" w:cs="Times New Roman"/>
-          <w:sz w:val="24"/>
-          <w:szCs w:val="24"/>
+        <w:jc w:val="left"/>
+        <w:rPr>
+          <w:rFonts w:ascii="Times New Roman" w:hAnsi="Times New Roman" w:cs="Times New Roman"/>
+          <w:sz w:val="22"/>
+          <w:szCs w:val="22"/>
           <w:lang w:eastAsia="ja-JP"/>
         </w:rPr>
       </w:pPr>
       <w:r>
         <w:rPr>
           <w:rFonts w:ascii="Times New Roman" w:hAnsi="Times New Roman" w:cs="Times New Roman"/>
-          <w:sz w:val="24"/>
-          <w:szCs w:val="24"/>
+          <w:sz w:val="22"/>
+          <w:szCs w:val="22"/>
           <w:lang w:eastAsia="ja-JP"/>
         </w:rPr>
         <w:t xml:space="preserve">1.</w:t>
@@ -1383,8 +1389,8 @@
       <w:r>
         <w:rPr>
           <w:rFonts w:ascii="Times New Roman" w:hAnsi="Times New Roman" w:cs="Times New Roman"/>
-          <w:sz w:val="24"/>
-          <w:szCs w:val="24"/>
+          <w:sz w:val="22"/>
+          <w:szCs w:val="22"/>
           <w:lang w:eastAsia="ja-JP"/>
         </w:rPr>
         <w:tab/>
@@ -1392,8 +1398,8 @@
       <w:r>
         <w:rPr>
           <w:rFonts w:ascii="Times New Roman" w:hAnsi="Times New Roman" w:cs="Times New Roman"/>
-          <w:sz w:val="24"/>
-          <w:szCs w:val="24"/>
+          <w:sz w:val="22"/>
+          <w:szCs w:val="22"/>
           <w:lang w:eastAsia="ja-JP"/>
         </w:rPr>
         <w:t xml:space="preserve">${kontak_sekolah_nama}</w:t>
@@ -1401,8 +1407,8 @@
       <w:r>
         <w:rPr>
           <w:rFonts w:ascii="Times New Roman" w:hAnsi="Times New Roman" w:cs="Times New Roman"/>
-          <w:sz w:val="24"/>
-          <w:szCs w:val="24"/>
+          <w:sz w:val="22"/>
+          <w:szCs w:val="22"/>
           <w:lang w:eastAsia="ja-JP"/>
         </w:rPr>
         <w:t xml:space="preserve"/>
@@ -1410,8 +1416,8 @@
       <w:r>
         <w:rPr>
           <w:rFonts w:ascii="Times New Roman" w:hAnsi="Times New Roman" w:cs="Times New Roman"/>
-          <w:sz w:val="24"/>
-          <w:szCs w:val="24"/>
+          <w:sz w:val="22"/>
+          <w:szCs w:val="22"/>
           <w:lang w:eastAsia="ja-JP"/>
         </w:rPr>
         <w:t xml:space="preserve"> </w:t>
@@ -1419,8 +1425,8 @@
       <w:r>
         <w:rPr>
           <w:rFonts w:ascii="Times New Roman" w:hAnsi="Times New Roman" w:cs="Times New Roman"/>
-          <w:sz w:val="24"/>
-          <w:szCs w:val="24"/>
+          <w:sz w:val="22"/>
+          <w:szCs w:val="22"/>
           <w:lang w:eastAsia="ja-JP"/>
         </w:rPr>
         <w:t xml:space="preserve">  </w:t>
@@ -1428,8 +1434,8 @@
       <w:r>
         <w:rPr>
           <w:rFonts w:ascii="Times New Roman" w:hAnsi="Times New Roman" w:cs="Times New Roman"/>
-          <w:sz w:val="24"/>
-          <w:szCs w:val="24"/>
+          <w:sz w:val="22"/>
+          <w:szCs w:val="22"/>
           <w:lang w:eastAsia="ja-JP"/>
         </w:rPr>
         <w:t xml:space="preserve">${kontak_sekolah_hp}</w:t>

--- a/app/Libraries/Surat/surat_pkl_binus.docx
+++ b/app/Libraries/Surat/surat_pkl_binus.docx
@@ -527,10 +527,11 @@
       </w:tblPr>
       <w:tblGrid>
         <w:gridCol w:w="576"/>
-        <w:gridCol w:w="2804"/>
-        <w:gridCol w:w="1506"/>
-        <w:gridCol w:w="2037"/>
-        <w:gridCol w:w="2545"/>
+        <w:gridCol w:w="1360"/>
+        <w:gridCol w:w="2444"/>
+        <w:gridCol w:w="1406"/>
+        <w:gridCol w:w="1900"/>
+        <w:gridCol w:w="1782"/>
       </w:tblGrid>
       <w:tr>
         <w:trPr>
@@ -579,7 +580,48 @@
         </w:tc>
         <w:tc>
           <w:tcPr>
-            <w:tcW w:w="2804" w:type="dxa"/>
+            <w:tcW w:w="1360" w:type="dxa"/>
+          </w:tcPr>
+          <w:p>
+            <w:pPr>
+              <w:pStyle w:val="NoSpacing"/>
+              <w:jc w:val="center"/>
+              <w:rPr>
+                <w:rFonts w:ascii="Times New Roman" w:hAnsi="Times New Roman" w:cs="Times New Roman"/>
+                <w:b/>
+                <w:sz w:val="24"/>
+                <w:szCs w:val="24"/>
+                <w:lang w:val="id-ID" w:eastAsia="ja-JP"/>
+              </w:rPr>
+            </w:pPr>
+          </w:p>
+          <w:p>
+            <w:pPr>
+              <w:pStyle w:val="NoSpacing"/>
+              <w:jc w:val="center"/>
+              <w:rPr>
+                <w:rFonts w:ascii="Times New Roman" w:hAnsi="Times New Roman" w:cs="Times New Roman"/>
+                <w:b/>
+                <w:sz w:val="24"/>
+                <w:szCs w:val="24"/>
+                <w:lang w:val="id-ID" w:eastAsia="ja-JP"/>
+              </w:rPr>
+            </w:pPr>
+            <w:r>
+              <w:rPr>
+                <w:rFonts w:ascii="Times New Roman" w:hAnsi="Times New Roman" w:cs="Times New Roman"/>
+                <w:b/>
+                <w:sz w:val="24"/>
+                <w:szCs w:val="24"/>
+                <w:lang w:val="id-ID" w:eastAsia="ja-JP"/>
+              </w:rPr>
+              <w:t xml:space="preserve">NIS</w:t>
+            </w:r>
+          </w:p>
+        </w:tc>
+        <w:tc>
+          <w:tcPr>
+            <w:tcW w:w="2444" w:type="dxa"/>
           </w:tcPr>
           <w:p>
             <w:pPr>
@@ -633,7 +675,7 @@
         </w:tc>
         <w:tc>
           <w:tcPr>
-            <w:tcW w:w="1506" w:type="dxa"/>
+            <w:tcW w:w="1406" w:type="dxa"/>
           </w:tcPr>
           <w:p>
             <w:pPr>
@@ -674,7 +716,7 @@
         </w:tc>
         <w:tc>
           <w:tcPr>
-            <w:tcW w:w="2037" w:type="dxa"/>
+            <w:tcW w:w="1900" w:type="dxa"/>
             <w:vAlign w:val="center"/>
           </w:tcPr>
           <w:p>
@@ -703,7 +745,7 @@
         </w:tc>
         <w:tc>
           <w:tcPr>
-            <w:tcW w:w="2545" w:type="dxa"/>
+            <w:tcW w:w="1782" w:type="dxa"/>
             <w:vAlign w:val="center"/>
           </w:tcPr>
           <w:p>
@@ -763,7 +805,41 @@
         </w:tc>
         <w:tc>
           <w:tcPr>
-            <w:tcW w:w="2804" w:type="dxa"/>
+            <w:tcW w:w="1360" w:type="dxa"/>
+          </w:tcPr>
+          <w:p>
+            <w:pPr>
+              <w:pStyle w:val="NoSpacing"/>
+              <w:jc w:val="center"/>
+              <w:rPr>
+                <w:rFonts w:ascii="Times New Roman" w:hAnsi="Times New Roman" w:cs="Times New Roman"/>
+                <w:sz w:val="24"/>
+                <w:szCs w:val="24"/>
+                <w:lang w:eastAsia="ja-JP"/>
+              </w:rPr>
+            </w:pPr>
+            <w:r>
+              <w:rPr>
+                <w:rFonts w:ascii="Times New Roman" w:hAnsi="Times New Roman" w:cs="Times New Roman"/>
+                <w:sz w:val="24"/>
+                <w:szCs w:val="24"/>
+                <w:lang w:eastAsia="ja-JP"/>
+              </w:rPr>
+              <w:t xml:space="preserve">${siswa_nis}</w:t>
+            </w:r>
+            <w:r>
+              <w:rPr>
+                <w:rFonts w:ascii="Times New Roman" w:hAnsi="Times New Roman" w:cs="Times New Roman"/>
+                <w:sz w:val="24"/>
+                <w:szCs w:val="24"/>
+                <w:lang w:eastAsia="ja-JP"/>
+              </w:rPr>
+            </w:r>
+          </w:p>
+        </w:tc>
+        <w:tc>
+          <w:tcPr>
+            <w:tcW w:w="2444" w:type="dxa"/>
           </w:tcPr>
           <w:p>
             <w:pPr>
@@ -788,7 +864,7 @@
         </w:tc>
         <w:tc>
           <w:tcPr>
-            <w:tcW w:w="1506" w:type="dxa"/>
+            <w:tcW w:w="1406" w:type="dxa"/>
           </w:tcPr>
           <w:p>
             <w:pPr>
@@ -823,7 +899,7 @@
         </w:tc>
         <w:tc>
           <w:tcPr>
-            <w:tcW w:w="2037" w:type="dxa"/>
+            <w:tcW w:w="1900" w:type="dxa"/>
           </w:tcPr>
           <w:p>
             <w:pPr>
@@ -849,7 +925,7 @@
         </w:tc>
         <w:tc>
           <w:tcPr>
-            <w:tcW w:w="2545" w:type="dxa"/>
+            <w:tcW w:w="1782" w:type="dxa"/>
           </w:tcPr>
           <w:p>
             <w:pPr>

--- a/app/Libraries/Surat/surat_pkl_binus.docx
+++ b/app/Libraries/Surat/surat_pkl_binus.docx
@@ -15,6 +15,7 @@
       </w:pPr>
       <w:r>
         <w:rPr>
+          <w:rFonts w:ascii="Times New Roman" w:eastAsia="Times New Roman" w:hAnsi="Times New Roman" w:cs="Times New Roman"/>
           <w:noProof/>
         </w:rPr>
         <w:drawing>
@@ -412,6 +413,7 @@
       </w:pPr>
       <w:r>
         <w:rPr>
+          <w:rFonts w:ascii="Times New Roman" w:eastAsia="Times New Roman" w:hAnsi="Times New Roman" w:cs="Times New Roman"/>
           <w:lang w:val="id-ID"/>
         </w:rPr>
         <w:t xml:space="preserve">Sehubungan dengan pelaksanaan program pembelajaran SMK Bina Nusa Tahun Pelajaran ${tahun_ajaran}, setiap peserta didik diwajibkan mengikuti kegiatan Praktik Kerja Lapangan (PKL). Kegiatan tersebut merupakan bagian dari proses pembelajaran di Sekolah Menengah Kejuruan yang bertujuan memberikan pengalaman kerja secara langsung kepada peserta didik.</w:t>
@@ -428,6 +430,7 @@
       </w:pPr>
       <w:r>
         <w:rPr>
+          <w:rFonts w:ascii="Times New Roman" w:eastAsia="Times New Roman" w:hAnsi="Times New Roman" w:cs="Times New Roman"/>
           <w:lang w:val="sv-SE"/>
         </w:rPr>
         <w:t>Pelaksanaan Praktik Kerja Lapangan (PKL) tersebut direncanakan berlangsung sekurang-kurangnya selama 3 (tiga) bulan. Adapun waktu pelaksanaannya dapat disesuaikan berdasarkan kesepakatan antara pihak sekolah dan pihak perusahaan.</w:t>
@@ -444,24 +447,28 @@
       </w:pPr>
       <w:r>
         <w:rPr>
+          <w:rFonts w:ascii="Times New Roman" w:eastAsia="Times New Roman" w:hAnsi="Times New Roman" w:cs="Times New Roman"/>
           <w:lang w:val="id-ID"/>
         </w:rPr>
         <w:t>Berkaitan dengan hal tersebut, kami bermaksud mengajukan permohonan kepada Bapak/Ibu agar berkenan menerima peserta didik kami untuk melaksanakan kegiatan</w:t>
       </w:r>
       <w:r>
         <w:rPr>
+          <w:rFonts w:ascii="Times New Roman" w:eastAsia="Times New Roman" w:hAnsi="Times New Roman" w:cs="Times New Roman"/>
           <w:lang w:val="id-ID"/>
         </w:rPr>
         <w:t xml:space="preserve"> </w:t>
       </w:r>
       <w:r>
         <w:rPr>
+          <w:rFonts w:ascii="Times New Roman" w:eastAsia="Times New Roman" w:hAnsi="Times New Roman" w:cs="Times New Roman"/>
           <w:lang w:val="id-ID"/>
         </w:rPr>
         <w:t>Praktik Kerja Lapangan (PKL)</w:t>
       </w:r>
       <w:r>
         <w:rPr>
+          <w:rFonts w:ascii="Times New Roman" w:eastAsia="Times New Roman" w:hAnsi="Times New Roman" w:cs="Times New Roman"/>
           <w:lang w:val="id-ID"/>
         </w:rPr>
         <w:t>.</w:t>
@@ -527,8 +534,8 @@
       </w:tblPr>
       <w:tblGrid>
         <w:gridCol w:w="576"/>
+        <w:gridCol w:w="2444"/>
         <w:gridCol w:w="1360"/>
-        <w:gridCol w:w="2444"/>
         <w:gridCol w:w="1406"/>
         <w:gridCol w:w="1900"/>
         <w:gridCol w:w="1782"/>
@@ -575,47 +582,6 @@
                 <w:lang w:val="id-ID" w:eastAsia="ja-JP"/>
               </w:rPr>
               <w:t>NO</w:t>
-            </w:r>
-          </w:p>
-        </w:tc>
-        <w:tc>
-          <w:tcPr>
-            <w:tcW w:w="1360" w:type="dxa"/>
-          </w:tcPr>
-          <w:p>
-            <w:pPr>
-              <w:pStyle w:val="NoSpacing"/>
-              <w:jc w:val="center"/>
-              <w:rPr>
-                <w:rFonts w:ascii="Times New Roman" w:hAnsi="Times New Roman" w:cs="Times New Roman"/>
-                <w:b/>
-                <w:sz w:val="24"/>
-                <w:szCs w:val="24"/>
-                <w:lang w:val="id-ID" w:eastAsia="ja-JP"/>
-              </w:rPr>
-            </w:pPr>
-          </w:p>
-          <w:p>
-            <w:pPr>
-              <w:pStyle w:val="NoSpacing"/>
-              <w:jc w:val="center"/>
-              <w:rPr>
-                <w:rFonts w:ascii="Times New Roman" w:hAnsi="Times New Roman" w:cs="Times New Roman"/>
-                <w:b/>
-                <w:sz w:val="24"/>
-                <w:szCs w:val="24"/>
-                <w:lang w:val="id-ID" w:eastAsia="ja-JP"/>
-              </w:rPr>
-            </w:pPr>
-            <w:r>
-              <w:rPr>
-                <w:rFonts w:ascii="Times New Roman" w:hAnsi="Times New Roman" w:cs="Times New Roman"/>
-                <w:b/>
-                <w:sz w:val="24"/>
-                <w:szCs w:val="24"/>
-                <w:lang w:val="id-ID" w:eastAsia="ja-JP"/>
-              </w:rPr>
-              <w:t xml:space="preserve">NIS</w:t>
             </w:r>
           </w:p>
         </w:tc>
@@ -671,6 +637,47 @@
                 <w:lang w:val="id-ID" w:eastAsia="ja-JP"/>
               </w:rPr>
             </w:pPr>
+          </w:p>
+        </w:tc>
+        <w:tc>
+          <w:tcPr>
+            <w:tcW w:w="1360" w:type="dxa"/>
+          </w:tcPr>
+          <w:p>
+            <w:pPr>
+              <w:pStyle w:val="NoSpacing"/>
+              <w:jc w:val="center"/>
+              <w:rPr>
+                <w:rFonts w:ascii="Times New Roman" w:hAnsi="Times New Roman" w:cs="Times New Roman"/>
+                <w:b/>
+                <w:sz w:val="24"/>
+                <w:szCs w:val="24"/>
+                <w:lang w:val="id-ID" w:eastAsia="ja-JP"/>
+              </w:rPr>
+            </w:pPr>
+          </w:p>
+          <w:p>
+            <w:pPr>
+              <w:pStyle w:val="NoSpacing"/>
+              <w:jc w:val="center"/>
+              <w:rPr>
+                <w:rFonts w:ascii="Times New Roman" w:hAnsi="Times New Roman" w:cs="Times New Roman"/>
+                <w:b/>
+                <w:sz w:val="24"/>
+                <w:szCs w:val="24"/>
+                <w:lang w:val="id-ID" w:eastAsia="ja-JP"/>
+              </w:rPr>
+            </w:pPr>
+            <w:r>
+              <w:rPr>
+                <w:rFonts w:ascii="Times New Roman" w:hAnsi="Times New Roman" w:cs="Times New Roman"/>
+                <w:b/>
+                <w:sz w:val="24"/>
+                <w:szCs w:val="24"/>
+                <w:lang w:val="id-ID" w:eastAsia="ja-JP"/>
+              </w:rPr>
+              <w:t xml:space="preserve">NIS</w:t>
+            </w:r>
           </w:p>
         </w:tc>
         <w:tc>
@@ -805,6 +812,31 @@
         </w:tc>
         <w:tc>
           <w:tcPr>
+            <w:tcW w:w="2444" w:type="dxa"/>
+          </w:tcPr>
+          <w:p>
+            <w:pPr>
+              <w:pStyle w:val="NoSpacing"/>
+              <w:rPr>
+                <w:rFonts w:ascii="Times New Roman" w:hAnsi="Times New Roman" w:cs="Times New Roman"/>
+                <w:sz w:val="24"/>
+                <w:szCs w:val="24"/>
+                <w:lang w:eastAsia="ja-JP"/>
+              </w:rPr>
+            </w:pPr>
+            <w:r>
+              <w:rPr>
+                <w:rFonts w:ascii="Times New Roman" w:hAnsi="Times New Roman" w:cs="Times New Roman"/>
+                <w:sz w:val="24"/>
+                <w:szCs w:val="24"/>
+                <w:lang w:eastAsia="ja-JP"/>
+              </w:rPr>
+              <w:t xml:space="preserve">${siswa_nama}</w:t>
+            </w:r>
+          </w:p>
+        </w:tc>
+        <w:tc>
+          <w:tcPr>
             <w:tcW w:w="1360" w:type="dxa"/>
           </w:tcPr>
           <w:p>
@@ -834,31 +866,6 @@
                 <w:szCs w:val="24"/>
                 <w:lang w:eastAsia="ja-JP"/>
               </w:rPr>
-            </w:r>
-          </w:p>
-        </w:tc>
-        <w:tc>
-          <w:tcPr>
-            <w:tcW w:w="2444" w:type="dxa"/>
-          </w:tcPr>
-          <w:p>
-            <w:pPr>
-              <w:pStyle w:val="NoSpacing"/>
-              <w:rPr>
-                <w:rFonts w:ascii="Times New Roman" w:hAnsi="Times New Roman" w:cs="Times New Roman"/>
-                <w:sz w:val="24"/>
-                <w:szCs w:val="24"/>
-                <w:lang w:eastAsia="ja-JP"/>
-              </w:rPr>
-            </w:pPr>
-            <w:r>
-              <w:rPr>
-                <w:rFonts w:ascii="Times New Roman" w:hAnsi="Times New Roman" w:cs="Times New Roman"/>
-                <w:sz w:val="24"/>
-                <w:szCs w:val="24"/>
-                <w:lang w:eastAsia="ja-JP"/>
-              </w:rPr>
-              <w:t xml:space="preserve">${siswa_nama}</w:t>
             </w:r>
           </w:p>
         </w:tc>
@@ -956,6 +963,9 @@
         <w:jc w:val="both"/>
       </w:pPr>
       <w:r>
+        <w:rPr>
+          <w:rFonts w:ascii="Times New Roman" w:eastAsia="Times New Roman" w:hAnsi="Times New Roman" w:cs="Times New Roman"/>
+        </w:rPr>
         <w:t>Besar harapan kami agar Bapak/Ibu dapat menerima dan memberikan kesempatan kepada peserta didik tersebut untuk melaksanakan kegiatan PKL di perusahaan yang Bapak/Ibu pimpin.</w:t>
       </w:r>
     </w:p>
@@ -969,12 +979,14 @@
       </w:pPr>
       <w:r>
         <w:rPr>
+          <w:rFonts w:ascii="Times New Roman" w:eastAsia="Times New Roman" w:hAnsi="Times New Roman" w:cs="Times New Roman"/>
           <w:lang w:val="sv-SE"/>
         </w:rPr>
         <w:t>Demikian surat permohonan ini kami sampaikan. Atas perhatian, kesediaan, dan kerja sama Bapak/Ibu, kami mengucapkan terima kasih</w:t>
       </w:r>
       <w:r>
         <w:rPr>
+          <w:rFonts w:ascii="Times New Roman" w:eastAsia="Times New Roman" w:hAnsi="Times New Roman" w:cs="Times New Roman"/>
           <w:lang w:val="sv-SE"/>
         </w:rPr>
         <w:t>.</w:t>
@@ -1135,6 +1147,7 @@
       </w:pPr>
       <w:r>
         <w:rPr>
+          <w:rFonts w:ascii="Times New Roman" w:eastAsia="Times New Roman" w:hAnsi="Times New Roman" w:cs="Times New Roman"/>
           <w:noProof/>
         </w:rPr>
         <w:drawing>
@@ -2544,7 +2557,7 @@
   <w:docDefaults>
     <w:rPrDefault>
       <w:rPr>
-        <w:rFonts w:asciiTheme="minorHAnsi" w:eastAsiaTheme="minorEastAsia" w:hAnsiTheme="minorHAnsi" w:cstheme="minorBidi"/>
+        <w:rFonts w:ascii="Times New Roman" w:eastAsia="Times New Roman" w:hAnsi="Times New Roman" w:cs="Times New Roman"/>
         <w:sz w:val="22"/>
         <w:szCs w:val="22"/>
         <w:lang w:val="en-US" w:eastAsia="ja-JP" w:bidi="ar-SA"/>
